--- a/courts/third-circuit/pennsylvania/state/supreme-court/petition-for-writ/usage/OUTPUT-petition-for-writ.docx
+++ b/courts/third-circuit/pennsylvania/state/supreme-court/petition-for-writ/usage/OUTPUT-petition-for-writ.docx
@@ -5363,67 +5363,7 @@
         <w:t xml:space="preserve"> </w:t>
       </w:r>
       <w:r>
-        <w:t xml:space="preserve">Ex. A (9/23/24 Decl. of K. Kenner [“Kenner Decl.”]) at ¶¶ 18</w:t>
-      </w:r>
-      <w:r>
-        <w:noBreakHyphen/>
-      </w:r>
-      <w:r>
-        <w:t xml:space="preserve">21; Ex. B (9/25/24 Decl. of S. Taylor [“Taylor Decl.”]) at ¶¶ 8</w:t>
-      </w:r>
-      <w:r>
-        <w:noBreakHyphen/>
-      </w:r>
-      <w:r>
-        <w:t xml:space="preserve">14; Ex. C (9/24/25 Decl. of P. Hensley-Robin [“Hensley-Robin Decl.”]) at ¶¶ 7</w:t>
-      </w:r>
-      <w:r>
-        <w:noBreakHyphen/>
-      </w:r>
-      <w:r>
-        <w:t xml:space="preserve">11; Ex. D (9/24/24 Decl. of A. Widestrom [“Widestrom Decl.”]) at ¶¶ 7</w:t>
-      </w:r>
-      <w:r>
-        <w:noBreakHyphen/>
-      </w:r>
-      <w:r>
-        <w:t xml:space="preserve">11; Ex. E (5/24/24 Decl. of T. Stevens [“Stevens Decl.”]) at ¶¶ 4</w:t>
-      </w:r>
-      <w:r>
-        <w:noBreakHyphen/>
-      </w:r>
-      <w:r>
-        <w:t xml:space="preserve">11; Ex. F (5/28/24 Decl. of D. Royster [“Royster Decl.”]) at ¶¶ 4</w:t>
-      </w:r>
-      <w:r>
-        <w:noBreakHyphen/>
-      </w:r>
-      <w:r>
-        <w:t xml:space="preserve">8; Ex. G (9/24/24 Decl. of D. Robinson [“Robinson Decl.”]) at ¶¶ 7</w:t>
-      </w:r>
-      <w:r>
-        <w:noBreakHyphen/>
-      </w:r>
-      <w:r>
-        <w:t xml:space="preserve">12; Ex. H (5/27/24 Decl. of S. Paul [“Paul Decl.”]) at ¶¶ 10</w:t>
-      </w:r>
-      <w:r>
-        <w:noBreakHyphen/>
-      </w:r>
-      <w:r>
-        <w:t xml:space="preserve">22; Ex. I (5/27/24 Decl. of M. Ruiz [“Ruiz Decl.”]) at ¶¶ 9</w:t>
-      </w:r>
-      <w:r>
-        <w:noBreakHyphen/>
-      </w:r>
-      <w:r>
-        <w:t xml:space="preserve">19; Ex. I (5/27/24 Decl. of A. Wallach Hanson [“Hanson Decl.”]) at ¶¶ 9</w:t>
-      </w:r>
-      <w:r>
-        <w:noBreakHyphen/>
-      </w:r>
-      <w:r>
-        <w:t xml:space="preserve">17.</w:t>
+        <w:t xml:space="preserve">Ex. A (9/23/24 Decl. of K. Kenner [“Kenner Decl.”]) at ¶¶ 18-⁠21; Ex. B (9/25/24 Decl. of S. Taylor [“Taylor Decl.”]) at ¶¶ 8-⁠14; Ex. C (9/24/25 Decl. of P. Hensley-Robin [“Hensley-Robin Decl.”]) at ¶¶ 7-⁠11; Ex. D (9/24/24 Decl. of A. Widestrom [“Widestrom Decl.”]) at ¶¶ 7-⁠11; Ex. E (5/24/24 Decl. of T. Stevens [“Stevens Decl.”]) at ¶¶ 4-⁠11; Ex. F (5/28/24 Decl. of D. Royster [“Royster Decl.”]) at ¶¶ 4-⁠8; Ex. G (9/24/24 Decl. of D. Robinson [“Robinson Decl.”]) at ¶¶ 7-⁠12; Ex. H (5/27/24 Decl. of S. Paul [“Paul Decl.”]) at ¶¶ 10-⁠22; Ex. I (5/27/24 Decl. of M. Ruiz [“Ruiz Decl.”]) at ¶¶ 9-⁠19; Ex. I (5/27/24 Decl. of A. Wallach Hanson [“Hanson Decl.”]) at ¶¶ 9-⁠17.</w:t>
       </w:r>
     </w:p>
     <w:p>
@@ -5578,67 +5518,7 @@
         <w:t xml:space="preserve">See, e.g.</w:t>
       </w:r>
       <w:r>
-        <w:t xml:space="preserve">, Kenner Decl., ¶¶ 18</w:t>
-      </w:r>
-      <w:r>
-        <w:noBreakHyphen/>
-      </w:r>
-      <w:r>
-        <w:t xml:space="preserve">21; Taylor Decl., ¶¶ 7</w:t>
-      </w:r>
-      <w:r>
-        <w:noBreakHyphen/>
-      </w:r>
-      <w:r>
-        <w:t xml:space="preserve">14; Hensley-Robin Decl., ¶¶ 7</w:t>
-      </w:r>
-      <w:r>
-        <w:noBreakHyphen/>
-      </w:r>
-      <w:r>
-        <w:t xml:space="preserve">11; Widestrom Decl., ¶¶ 7</w:t>
-      </w:r>
-      <w:r>
-        <w:noBreakHyphen/>
-      </w:r>
-      <w:r>
-        <w:t xml:space="preserve">11; Stevens Decl., ¶¶ 4</w:t>
-      </w:r>
-      <w:r>
-        <w:noBreakHyphen/>
-      </w:r>
-      <w:r>
-        <w:t xml:space="preserve">11; Royster Decl., ¶¶ 4</w:t>
-      </w:r>
-      <w:r>
-        <w:noBreakHyphen/>
-      </w:r>
-      <w:r>
-        <w:t xml:space="preserve">8; Robinson Decl., at ¶¶ 7</w:t>
-      </w:r>
-      <w:r>
-        <w:noBreakHyphen/>
-      </w:r>
-      <w:r>
-        <w:t xml:space="preserve">12; Paul Decl., ¶¶ 10</w:t>
-      </w:r>
-      <w:r>
-        <w:noBreakHyphen/>
-      </w:r>
-      <w:r>
-        <w:t xml:space="preserve">22; Ruiz Decl., ¶¶ 17</w:t>
-      </w:r>
-      <w:r>
-        <w:noBreakHyphen/>
-      </w:r>
-      <w:r>
-        <w:t xml:space="preserve">19; Hanson Decl., ¶¶ 16</w:t>
-      </w:r>
-      <w:r>
-        <w:noBreakHyphen/>
-      </w:r>
-      <w:r>
-        <w:t xml:space="preserve">17.</w:t>
+        <w:t xml:space="preserve">, Kenner Decl., ¶¶ 18-⁠21; Taylor Decl., ¶¶ 7-⁠14; Hensley-Robin Decl., ¶¶ 7-⁠11; Widestrom Decl., ¶¶ 7-⁠11; Stevens Decl., ¶¶ 4-⁠11; Royster Decl., ¶¶ 4-⁠8; Robinson Decl., at ¶¶ 7-⁠12; Paul Decl., ¶¶ 10-⁠22; Ruiz Decl., ¶¶ 17-⁠19; Hanson Decl., ¶¶ 16-⁠17.</w:t>
       </w:r>
     </w:p>
     <w:p>
@@ -6082,7 +5962,7 @@
         <w:t xml:space="preserve"> </w:t>
       </w:r>
       <w:r>
-        <w:t xml:space="preserve">25 P.S. §§ 3146.1–3146.9. In 1963, the General Assembly added to the absentee ballot provisions a requirement that the “elector shall…fill out, date and sign [a] declaration printed on” the outer envelope used to return absentee ballots. Act of Aug. 13, 1963, P.L. 707, No. 379, sec. 22, § 1306. At the same time, the Code’s canvassing provision was amended to instruct county boards to set aside ballots returned in envelopes bearing a date after the election,</w:t>
+        <w:t xml:space="preserve">25 P.S. §§ 3146.1–⁠3146.9. In 1963, the General Assembly added to the absentee ballot provisions a requirement that the “elector shall…fill out, date and sign [a] declaration printed on” the outer envelope used to return absentee ballots. Act of Aug. 13, 1963, P.L. 707, No. 379, sec. 22, § 1306. At the same time, the Code’s canvassing provision was amended to instruct county boards to set aside ballots returned in envelopes bearing a date after the election,</w:t>
       </w:r>
       <w:r>
         <w:t xml:space="preserve"> </w:t>
@@ -12003,7 +11883,7 @@
         <w:pStyle w:val="BodyText"/>
       </w:pPr>
       <w:r>
-        <w:t xml:space="preserve">To begin, Petitioners do not ask this Court to re-write, amend, or strike any provision of Act 77. Nor do Petitioners seek an order barring voters from being directed to date mail ballot declaration forms, or Respondents from continuing to include a date field next to the signature line. The Court accordingly need not invalidate or excise “shall…date” from § 3146.6 to grant the relief sought. Petitioners seek a ruling that enforcement of the envelope-date provision cannot, consistent with the Free and Equal Elections Clause, result in rejecting timely mail ballots. That does not invalidate any provision or application of Act 77, let alone all of it, particularly given that the provision addressing the sufficiency of the voter declaration on the return envelope—§ 3146.8(g)—predates Act 77.</w:t>
+        <w:t xml:space="preserve">To begin, Petitioners do not ask this Court to re-write, amend, or strike any provision of Act 77. Nor do Petitioners seek an order barring voters from being directed to date mail ballot declaration forms, or Respondents from continuing to include a date field next to the signature line. The Court accordingly need not invalidate or excise “shall…date” from § 3146.6 to grant the relief sought. Petitioners seek a ruling that enforcement of the envelope-date provision cannot, consistent with the Free and Equal Elections Clause, result in rejecting timely mail ballots. That does not invalidate any provision or application of Act 77, let alone all of it, particularly given that the provision addressing the sufficiency of the voter declaration on the return envelope—§ 3146.8(g)—⁠predates Act 77.</w:t>
       </w:r>
       <w:r>
         <w:t xml:space="preserve"> </w:t>
@@ -18436,7 +18316,7 @@
         <w:t xml:space="preserve"> </w:t>
       </w:r>
       <w:r>
-        <w:t xml:space="preserve">LWV has local leagues in Allegheny, Berks, Bucks, Centre, Chester, Clarion, Dauphin, Delaware, Erie, Indiana, Lancaster, Lawrence, Lehigh, Luzerne, Lycoming, Mercer, Monroe, Montgomery, Northampton, Northumberland, Philadelphia, Pike, Susquehanna, Union, Warren, Washington, and Westmoreland Counties. See https://​​www.​palwv.​org/​​join-​the-​league.</w:t>
+        <w:t xml:space="preserve">LWV has local leagues in Allegheny, Berks, Bucks, Centre, Chester, Clarion, Dauphin, Delaware, Erie, Indiana, Lancaster, Lawrence, Lehigh, Luzerne, Lycoming, Mercer, Monroe, Montgomery, Northampton, Northumberland, Philadelphia, Pike, Susquehanna, Union, Warren, Washington, and Westmoreland Counties. See https://​www.​palwv.​org/​join-​the-​league.</w:t>
       </w:r>
     </w:p>
   </w:footnote>
@@ -18455,19 +18335,7 @@
         <w:t xml:space="preserve"> </w:t>
       </w:r>
       <w:r>
-        <w:t xml:space="preserve">“Souls to the Polls” refers to the efforts of Black church leaders to encourage their congregants to vote See, e.g., David D. Daniels, III, The Black Church Has Been Getting “Souls to the Polls” for More Than 60 Years, The Conversation (Oct. 30, 2020), https://​​theconversation.​com/​​the-​black-​church-​has-​been-​getting-​souls-​to-​the-​polls-​for-​more-​than</w:t>
-      </w:r>
-      <w:r>
-        <w:noBreakHyphen/>
-      </w:r>
-      <w:r>
-        <w:t xml:space="preserve">60-​years</w:t>
-      </w:r>
-      <w:r>
-        <w:noBreakHyphen/>
-      </w:r>
-      <w:r>
-        <w:t xml:space="preserve">145996.</w:t>
+        <w:t xml:space="preserve">“Souls to the Polls” refers to the efforts of Black church leaders to encourage their congregants to vote See, e.g., David D. Daniels, III, The Black Church Has Been Getting “Souls to the Polls” for More Than 60 Years, The Conversation (Oct. 30, 2020), https://​theconversation.​com/​the-​black-​church-​has-​been-​getting-​souls-​to-​the-​polls-​for-​more-​than-⁠60-​years-⁠145996.</w:t>
       </w:r>
     </w:p>
   </w:footnote>
@@ -18486,7 +18354,7 @@
         <w:t xml:space="preserve"> </w:t>
       </w:r>
       <w:r>
-        <w:t xml:space="preserve">See Pa. Dep’t of State, Directive Concerning the Form of Absentee and Mail-in Ballot Materials, v.2.0 (July 1, 2024) (“DOS Mail Ballot Directive”), https://​​www.​pa.​gov/​​content/​​dam/​​copapwppagov/​​en/​​dos/​​resources/​​voting-​and-​elections/​​directives-​and-​guidance/​​2024-​Directive-​Absentee-​Mail-​in-​Ballot-​Materials-​v2.​0.​pdf.</w:t>
+        <w:t xml:space="preserve">See Pa. Dep’t of State, Directive Concerning the Form of Absentee and Mail-in Ballot Materials, v.2.0 (July 1, 2024) (“DOS Mail Ballot Directive”), https://​www.​pa.​gov/​content/​dam/​copapwppagov/​en/​dos/​resources/​voting-​and-​elections/​directives-​and-​guidance/​2024-​Directive-​Absentee-​Mail-​in-​Ballot-​Materials-​v2.​0.​pdf.</w:t>
       </w:r>
     </w:p>
   </w:footnote>
@@ -18505,19 +18373,7 @@
         <w:t xml:space="preserve"> </w:t>
       </w:r>
       <w:r>
-        <w:t xml:space="preserve">See, e.g., Pa. Dep’t of State, Guidance Concerning Civilian Absentee and Mail-In Ballot Procedures, v.3.0 (Apr. 3, 2023) (“DOS April 2023 Guidance”), https://​​www.​pa.​gov/​​content/​​dam/​​copapwppagov/​​en/​​dos/​​resources/​​voting-​and-​elections/​​directives-​and-​guidance/​​2023</w:t>
-      </w:r>
-      <w:r>
-        <w:noBreakHyphen/>
-      </w:r>
-      <w:r>
-        <w:t xml:space="preserve">04</w:t>
-      </w:r>
-      <w:r>
-        <w:noBreakHyphen/>
-      </w:r>
-      <w:r>
-        <w:t xml:space="preserve">03-​DOS-​Guidance-​Civilian-​Absentee-​Mail-​In-​Ballot-​Procedures-​v3.​pdf.</w:t>
+        <w:t xml:space="preserve">See, e.g., Pa. Dep’t of State, Guidance Concerning Civilian Absentee and Mail-In Ballot Procedures, v.3.0 (Apr. 3, 2023) (“DOS April 2023 Guidance”), https://​www.​pa.​gov/​content/​dam/​copapwppagov/​en/​dos/​resources/​voting-​and-​elections/​directives-​and-​guidance/​2023-⁠04-⁠03-​DOS-​Guidance-​Civilian-​Absentee-​Mail-​In-​Ballot-​Procedures-​v3.​pdf.</w:t>
       </w:r>
     </w:p>
   </w:footnote>
@@ -18555,7 +18411,7 @@
         <w:t xml:space="preserve"> </w:t>
       </w:r>
       <w:r>
-        <w:t xml:space="preserve">See Pa. Dep’t of State, Guidance Concerning Examination of Absentee and Mail-In Ballot Return Envelopes, at 2–3 (Sept. 11, 2020) (“DOS September 2020 Guidance”), https://​​www.​pa.​gov/​​content/​​dam/​​copapwppagov/​​en/​​dos/​​resources/​​voting-​and-​elections/​​directives-​and-​guidance/​​archived/​​Examination%20of%20Absentee%20and%20Mail-​In%20Ballot%20Return%20Envelopes.​pdf.</w:t>
+        <w:t xml:space="preserve">See Pa. Dep’t of State, Guidance Concerning Examination of Absentee and Mail-In Ballot Return Envelopes, at 2–3 (Sept. 11, 2020) (“DOS September 2020 Guidance”), https://​www.​pa.​gov/​content/​dam/​copapwppagov/​en/​dos/​resources/​voting-​and-​elections/​directives-​and-​guidance/​archived/​Examination%20of%20Absentee%20and%20Mail-​In%20Ballot%20Return%20Envelopes.​pdf.</w:t>
       </w:r>
     </w:p>
   </w:footnote>
@@ -18842,19 +18698,7 @@
         <w:t xml:space="preserve"> </w:t>
       </w:r>
       <w:r>
-        <w:t xml:space="preserve">(Nov. 3, 2022) (“DOS November 2022 Guidance”), https://​​www.​dos.​pa.​gov/​​VotingElections/​​OtherServicesEvents/​​Documents/​​2022</w:t>
-      </w:r>
-      <w:r>
-        <w:noBreakHyphen/>
-      </w:r>
-      <w:r>
-        <w:t xml:space="preserve">11</w:t>
-      </w:r>
-      <w:r>
-        <w:noBreakHyphen/>
-      </w:r>
-      <w:r>
-        <w:t xml:space="preserve">03-​Guidance-​UndatedBallot.​pdf.</w:t>
+        <w:t xml:space="preserve">(Nov. 3, 2022) (“DOS November 2022 Guidance”), https://​www.​dos.​pa.​gov/​VotingElections/​OtherServicesEvents/​Documents/​2022-⁠11-⁠03-​Guidance-​UndatedBallot.​pdf.</w:t>
       </w:r>
     </w:p>
   </w:footnote>
@@ -18880,13 +18724,7 @@
         <w:t xml:space="preserve">See, e.g.</w:t>
       </w:r>
       <w:r>
-        <w:t xml:space="preserve">, Carter Walker, Pennsylvania’s Redesigned Mail Ballot Envelopes Trip Up Many Voters Who Left Date Incomplete, Votebeat Pennsylvania (Apr. 23, 2024), https://​​www.​votebeat.​org/​​pennsylvania/​​2024/​​04/​​23/​​primary-​mail-​ballot-​rejections-​incomplete-​year-​election</w:t>
-      </w:r>
-      <w:r>
-        <w:noBreakHyphen/>
-      </w:r>
-      <w:r>
-        <w:t xml:space="preserve">2024/​​.</w:t>
+        <w:t xml:space="preserve">, Carter Walker, Pennsylvania’s Redesigned Mail Ballot Envelopes Trip Up Many Voters Who Left Date Incomplete, Votebeat Pennsylvania (Apr. 23, 2024), https://​www.​votebeat.​org/​pennsylvania/​2024/​04/​23/​primary-​mail-​ballot-​rejections-​incomplete-​year-​election-⁠2024/​.</w:t>
       </w:r>
     </w:p>
   </w:footnote>
@@ -20749,6 +20587,33 @@
       <w:ind w:left="2160" w:hanging="720"/>
     </w:pPr>
   </w:style>
+  <w:style w:type="paragraph" w:customStyle="1" w:styleId="XdQuoteList1">
+    <w:name w:val="Xd Quote List 1"/>
+    <w:basedOn w:val="Normal"/>
+    <w:qFormat/>
+    <w:pPr>
+      <w:spacing w:before="0" w:after="0" w:line="322" w:lineRule="exact"/>
+      <w:ind w:left="1440" w:right="720" w:hanging="720"/>
+    </w:pPr>
+  </w:style>
+  <w:style w:type="paragraph" w:customStyle="1" w:styleId="XdQuoteList2">
+    <w:name w:val="Xd Quote List 2"/>
+    <w:basedOn w:val="Normal"/>
+    <w:qFormat/>
+    <w:pPr>
+      <w:spacing w:before="0" w:after="0" w:line="322" w:lineRule="exact"/>
+      <w:ind w:left="2160" w:right="720" w:hanging="720"/>
+    </w:pPr>
+  </w:style>
+  <w:style w:type="paragraph" w:customStyle="1" w:styleId="XdQuoteList3">
+    <w:name w:val="Xd Quote List 3"/>
+    <w:basedOn w:val="Normal"/>
+    <w:qFormat/>
+    <w:pPr>
+      <w:spacing w:before="0" w:after="0" w:line="322" w:lineRule="exact"/>
+      <w:ind w:left="2880" w:right="720" w:hanging="720"/>
+    </w:pPr>
+  </w:style>
   <w:style w:type="paragraph" w:customStyle="1" w:styleId="XdList1">
     <w:name w:val="XdList1"/>
     <w:basedOn w:val="BodyText"/>
